--- a/CMPE_272_Assignment_2_Repository_Reference.docx
+++ b/CMPE_272_Assignment_2_Repository_Reference.docx
@@ -77,7 +77,7 @@
             <w:u w:val="single"/>
             <w:sz w:val="24"/>
           </w:rPr>
-          <w:t>https://github.com/isaackimmi/cmpe-272-assignment-2</w:t>
+          <w:t>Open the CMPE 272 Assignment 2 GitHub repository</w:t>
         </w:r>
       </w:hyperlink>
     </w:p>
